--- a/Sign_Language_Project_Report_Final.docx
+++ b/Sign_Language_Project_Report_Final.docx
@@ -13,7 +13,7 @@
           <w:b/>
           <w:color w:val="000000"/>
         </w:rPr>
-        <w:t>SIGN LANGUAGE RECOGNIZER</w:t>
+        <w:t>CASCADED SIGN LANGUAGE RECOGNIZER</w:t>
       </w:r>
     </w:p>
     <w:p>
@@ -90,7 +90,7 @@
         <w:jc w:val="both"/>
       </w:pPr>
       <w:r>
-        <w:t>I/We hereby declare that the project report entitled “Sign Language Recognizer” submitted to School of Computer Applications &amp; Technology, Galgotias University in partial fulfillment of the requirement for the award for the degree of ______________________________________, is an authentic and original work carried out by me/us.</w:t>
+        <w:t>I/We hereby declare that the project report entitled “Cascaded Sign Language Recognizer” submitted to School of Computer Applications &amp; Technology, Galgotias University in partial fulfillment of the requirement for the award for the degree of ______________________________________, is an authentic and original work carried out by me/us.</w:t>
       </w:r>
     </w:p>
     <w:p>
@@ -224,11 +224,11 @@
         <w:br/>
         <w:t>2. Technical Requirements &amp; Design</w:t>
         <w:br/>
-        <w:t>3. Technology Readiness: Architecture &amp; Deep Analysis</w:t>
+        <w:t>3. Architecture &amp; Implementation</w:t>
         <w:br/>
         <w:t>4. Performance Evaluation &amp; Metrics</w:t>
         <w:br/>
-        <w:t>5. GitHub &amp; Deployment Details</w:t>
+        <w:t>5. Deployment Details</w:t>
         <w:br/>
         <w:t>6. Conclusion</w:t>
         <w:br/>
@@ -271,7 +271,7 @@
         <w:jc w:val="both"/>
       </w:pPr>
       <w:r>
-        <w:t>Deaf and mute individuals often face significant communication barriers in a world where spoken language is the primary mode of interaction. Most hearing individuals lack knowledge of sign language, requiring human interpreters to facilitate communication, which is not always practical, privacy-conscious, or affordable.</w:t>
+        <w:t>Deaf and mute individuals face communication barriers in environments where spoken language is the primary mode of interaction. Human interpreters are effective but not always continuously available.</w:t>
       </w:r>
     </w:p>
     <w:p>
@@ -292,7 +292,7 @@
         <w:jc w:val="both"/>
       </w:pPr>
       <w:r>
-        <w:t>The objective of this project is to develop an offline, low-latency Sign Language Recognizer. The system translates physical hand gestures into readable text leveraging modern artificial intelligence and computer vision techniques, bridging the communication gap autonomously.</w:t>
+        <w:t>The objective of this project is to develop an offline computer vision system that translates physical hand gestures into text. The system aims to minimize inference latency while maintaining high classification accuracy.</w:t>
       </w:r>
     </w:p>
     <w:p>
@@ -313,7 +313,7 @@
         <w:jc w:val="both"/>
       </w:pPr>
       <w:r>
-        <w:t>The proposed methodology incorporates a robust, cascaded AI architecture designed for both high speed and maximum accuracy. It utilizes a MediaPipe Landmark ML classifier backed by a PyTorch CNN (ResNet18) and a Semantic Router (SynaptoRoute) for logic-checking.</w:t>
+        <w:t>The proposed methodology implements a multi-stage classification pipeline. It utilizes a MediaPipe Landmark ML classifier for initial geometric assessment, backed by a PyTorch CNN (ResNet18) for complex visual verification, and a Semantic Router for context validation.</w:t>
       </w:r>
     </w:p>
     <w:p>
@@ -334,7 +334,7 @@
         <w:jc w:val="both"/>
       </w:pPr>
       <w:r>
-        <w:t>A highly resilient live-camera application capable of detecting signs with near-perfect accuracy without relying on high-latency cloud APIs.</w:t>
+        <w:t>A local inference application capable of classifying signs with empirical accuracy while operating without external network dependencies.</w:t>
       </w:r>
     </w:p>
     <w:p>
@@ -373,7 +373,7 @@
         <w:jc w:val="both"/>
       </w:pPr>
       <w:r>
-        <w:t>The application relies on OpenCV for real-time video capture, MediaPipe for high-fidelity hand landmark extraction, PyTorch for the ResNet18 Convolutional Neural Network, and FAISS for highly efficient similarity search within the RAG pipeline. It requires Python 3.11+ and Windows 10/11 or Ubuntu Linux.</w:t>
+        <w:t>The application utilizes OpenCV for video capture, MediaPipe for hand landmark extraction, PyTorch for the ResNet18 Convolutional Neural Network, and FAISS for vector similarity search. The execution environment requires Python 3.11+ on Windows or Linux.</w:t>
       </w:r>
     </w:p>
     <w:p>
@@ -394,7 +394,7 @@
         <w:jc w:val="both"/>
       </w:pPr>
       <w:r>
-        <w:t>Intel Core i5 (13th Gen equivalent) or higher, minimum 8 GB RAM, and a standard 720p web camera.</w:t>
+        <w:t>A standard 720p web camera and a multi-core CPU are required. GPU acceleration is optional but supported via PyTorch.</w:t>
       </w:r>
     </w:p>
     <w:p>
@@ -415,7 +415,7 @@
         <w:jc w:val="both"/>
       </w:pPr>
       <w:r>
-        <w:t>The application relies on local SQLite databases for tracking memory and routing logic: `memory.db` for stateful conversation tracking, and `routes.db` for semantic logic configurations.</w:t>
+        <w:t>Local SQLite databases are utilized: `memory.db` logs inference events, and `routes.db` stores semantic intent mappings.</w:t>
       </w:r>
     </w:p>
     <w:p>
@@ -433,7 +433,7 @@
           <w:b/>
           <w:color w:val="000000"/>
         </w:rPr>
-        <w:t>[Chapter- 3] Technology Readiness: Architecture &amp; Deep Analysis</w:t>
+        <w:t>[Chapter- 3] Architecture &amp; Implementation</w:t>
       </w:r>
     </w:p>
     <w:p>
@@ -446,7 +446,7 @@
           <w:b/>
           <w:color w:val="000000"/>
         </w:rPr>
-        <w:t>1. Geometric Landmark Extraction (MediaPipe &amp; Random Forest)</w:t>
+        <w:t>1. Geometric Landmark Extraction</w:t>
       </w:r>
     </w:p>
     <w:p>
@@ -454,7 +454,7 @@
         <w:jc w:val="both"/>
       </w:pPr>
       <w:r>
-        <w:t>The first stage of the pipeline utilizes MediaPipe to extract 21 3D spatial coordinates from the user's hand in real-time. These structural heuristics are fed into a lightweight Random Forest classifier. This algorithm splits nodes based on Gini impurity, allowing for sub-millisecond inference times. However, purely geometric heuristics can be brittle and susceptible to false positives in poor lighting or awkward angles.</w:t>
+        <w:t>The initial stage extracts 21 3D spatial coordinates from the hand using MediaPipe. These coordinates are processed by a Random Forest classifier. This model evaluates nodes using Gini impurity to provide ~5ms inference times. This heuristic approach is computationally efficient but sensitive to occlusion and poor lighting.</w:t>
       </w:r>
     </w:p>
     <w:p>
@@ -467,7 +467,7 @@
           <w:b/>
           <w:color w:val="000000"/>
         </w:rPr>
-        <w:t>2. PyTorch Convolutional Neural Network (ResNet18 Fallback)</w:t>
+        <w:t>2. PyTorch Convolutional Neural Network</w:t>
       </w:r>
     </w:p>
     <w:p>
@@ -475,15 +475,7 @@
         <w:jc w:val="both"/>
       </w:pPr>
       <w:r>
-        <w:t>To mitigate the brittleness of the Random Forest model, a multi-stage cascade architecture was implemented. If the geometric model outputs a confidence score of 85% or below, the raw image frame is cascaded to a PyTorch CNN.</w:t>
-      </w:r>
-    </w:p>
-    <w:p>
-      <w:pPr>
-        <w:jc w:val="both"/>
-      </w:pPr>
-      <w:r>
-        <w:t>The CNN employs a ResNet18 architecture. Residual blocks utilize skip connections, bypassing certain layers to mitigate the vanishing gradient problem inherent in deep networks, ensuring robust feature extraction. The network was fine-tuned using Transfer Learning from IMAGENET1K_V1. To maximize robustness against varying environmental conditions, aggressive Data Augmentation was introduced during training, including random resize cropping, rotations up to 15 degrees, and color jittering. This pipeline, managed via an Adam optimizer and StepLR scheduler, ensures state-of-the-art visual validation.</w:t>
+        <w:t>To address the limitations of the geometric model, a cascade architecture was implemented. Frames generating a geometric confidence score of $\le 85\%$ are routed to a ResNet18 CNN. The residual blocks utilize skip connections to maintain gradient flow during training. The network was fine-tuned via transfer learning. Data augmentation techniques (resize cropping, rotation, color jittering) were applied during training to improve variance handling.</w:t>
       </w:r>
     </w:p>
     <w:p>
@@ -496,7 +488,7 @@
           <w:b/>
           <w:color w:val="000000"/>
         </w:rPr>
-        <w:t>3. Semantic Routing &amp; Retrieval-Augmented Generation (RAG)</w:t>
+        <w:t>3. Semantic Routing</w:t>
       </w:r>
     </w:p>
     <w:p>
@@ -504,7 +496,7 @@
         <w:jc w:val="both"/>
       </w:pPr>
       <w:r>
-        <w:t>The final stage incorporates SynaptoRoute, a custom semantic routing module. It maps the physical sign prediction to contextual semantic intents. Utilizing a FAISS vector index, it performs highly optimized cosine similarity searches against known sign embeddings to ensure that the physical gesture logically maps to a recognized linguistic construct, completely eliminating hallucinated outputs.</w:t>
+        <w:t>The final stage implements a Retrieval-Augmented Generation (RAG) structure. A FAISS vector index executes cosine similarity searches against embedded sign definitions to verify the contextual logic of the physical classification.</w:t>
       </w:r>
     </w:p>
     <w:p>
@@ -530,7 +522,7 @@
         <w:jc w:val="both"/>
       </w:pPr>
       <w:r>
-        <w:t>Rigorous empirical testing was conducted to evaluate both the accuracy of the fine-tuned CNN and the end-to-end latency of the cascaded pipeline.</w:t>
+        <w:t>Empirical testing was conducted to evaluate the classification accuracy and the end-to-end processing latency.</w:t>
       </w:r>
     </w:p>
     <w:p>
@@ -551,7 +543,7 @@
         <w:jc w:val="both"/>
       </w:pPr>
       <w:r>
-        <w:t>The ResNet18 model was trained over 5 epochs on a dataset of 2,400 augmented images. The training quickly converged due to the pre-trained ImageNet weights, culminating in flawless validation metrics.</w:t>
+        <w:t>The ResNet18 model was fine-tuned over 5 epochs using a dataset of 2,400 augmented images. The training curves demonstrate stable convergence.</w:t>
       </w:r>
     </w:p>
     <w:tbl>
@@ -784,7 +776,7 @@
         <w:jc w:val="both"/>
       </w:pPr>
       <w:r>
-        <w:t>Initial stress testing of the application utilizing a cloud-based LLM API fallback resulted in severe bottlenecks. As demonstrated in our benchmark logs, the legacy system suffered an average latency of 17.03 seconds. The integration of the local PyTorch CNN cascade completely eliminated network dependency.</w:t>
+        <w:t>Testing indicates that local processing significantly reduces latency compared to the previous network-dependent API architecture.</w:t>
       </w:r>
     </w:p>
     <w:tbl>
@@ -815,7 +807,7 @@
           </w:tcPr>
           <w:p>
             <w:r>
-              <w:t>Legacy LLM Fallback</w:t>
+              <w:t>External API Architecture</w:t>
             </w:r>
           </w:p>
         </w:tc>
@@ -825,7 +817,7 @@
           </w:tcPr>
           <w:p>
             <w:r>
-              <w:t>New Local CNN Cascade</w:t>
+              <w:t>Cascaded Local Architecture</w:t>
             </w:r>
           </w:p>
         </w:tc>
@@ -837,7 +829,7 @@
           </w:tcPr>
           <w:p>
             <w:r>
-              <w:t>Initial ML Inference</w:t>
+              <w:t>Geometric Inference</w:t>
             </w:r>
           </w:p>
         </w:tc>
@@ -869,7 +861,7 @@
           </w:tcPr>
           <w:p>
             <w:r>
-              <w:t>Fallback Inference</w:t>
+              <w:t>Secondary Inference</w:t>
             </w:r>
           </w:p>
         </w:tc>
@@ -879,7 +871,7 @@
           </w:tcPr>
           <w:p>
             <w:r>
-              <w:t>17.03 s (Network Bound)</w:t>
+              <w:t>17.03 s</w:t>
             </w:r>
           </w:p>
         </w:tc>
@@ -889,7 +881,7 @@
           </w:tcPr>
           <w:p>
             <w:r>
-              <w:t>~85 ms (Local Compute)</w:t>
+              <w:t>~85 ms</w:t>
             </w:r>
           </w:p>
         </w:tc>
@@ -901,7 +893,7 @@
           </w:tcPr>
           <w:p>
             <w:r>
-              <w:t>Semantic RAG Routing</w:t>
+              <w:t>Semantic Routing</w:t>
             </w:r>
           </w:p>
         </w:tc>
@@ -933,7 +925,7 @@
           </w:tcPr>
           <w:p>
             <w:r>
-              <w:t>Total End-to-End</w:t>
+              <w:t>Total Latency</w:t>
             </w:r>
           </w:p>
         </w:tc>
@@ -943,7 +935,7 @@
           </w:tcPr>
           <w:p>
             <w:r>
-              <w:t>~17.05 seconds</w:t>
+              <w:t>17.05 seconds</w:t>
             </w:r>
           </w:p>
         </w:tc>
@@ -953,7 +945,7 @@
           </w:tcPr>
           <w:p>
             <w:r>
-              <w:t>~110 milliseconds</w:t>
+              <w:t>110 milliseconds</w:t>
             </w:r>
           </w:p>
         </w:tc>
@@ -974,7 +966,7 @@
           <w:b/>
           <w:color w:val="000000"/>
         </w:rPr>
-        <w:t>[Chapter- 5] GitHub &amp; Deployment Details</w:t>
+        <w:t>[Chapter- 5] Deployment Details</w:t>
       </w:r>
     </w:p>
     <w:p>
@@ -982,7 +974,7 @@
         <w:jc w:val="both"/>
       </w:pPr>
       <w:r>
-        <w:t>The project is containerized via Python virtual environments to ensure strict dependency isolation.</w:t>
+        <w:t>The application is containerized within a Python virtual environment.</w:t>
       </w:r>
     </w:p>
     <w:p>
@@ -990,7 +982,7 @@
         <w:jc w:val="both"/>
       </w:pPr>
       <w:r>
-        <w:t>1. Clone the repository and initialize the virtual environment.</w:t>
+        <w:t>1. Clone repository and instantiate the environment.</w:t>
       </w:r>
     </w:p>
     <w:p>
@@ -998,7 +990,7 @@
         <w:jc w:val="both"/>
       </w:pPr>
       <w:r>
-        <w:t>2. Install the required dependencies: `pip install -r requirements.txt`.</w:t>
+        <w:t>2. Execute `pip install -r requirements.txt`.</w:t>
       </w:r>
     </w:p>
     <w:p>
@@ -1006,7 +998,7 @@
         <w:jc w:val="both"/>
       </w:pPr>
       <w:r>
-        <w:t>3. Run the live web-app service: `python services/vision_service.py`.</w:t>
+        <w:t>3. Execute `python services/vision_service.py` to initiate the pipeline.</w:t>
       </w:r>
     </w:p>
     <w:p>
@@ -1032,7 +1024,7 @@
         <w:jc w:val="both"/>
       </w:pPr>
       <w:r>
-        <w:t>The development of the Sign Language Recognizer successfully demonstrates the viability of cascaded AI models for high-performance, offline inference. By leveraging a hybrid approach that combines fast geometric heuristics with deep convolutional neural networks, the system achieves 100% validation accuracy while reducing latency from over 17 seconds to a mere 110 milliseconds. The integration of FAISS-backed Semantic Routing further grounds the system, ensuring exceptional reliability and creating a robust tool for breaking down accessibility barriers.</w:t>
+        <w:t>The Cascaded Sign Language Recognizer effectively utilizes a multi-stage classification pipeline to perform offline inference. The combination of geometric heuristics and a convolutional neural network provides high accuracy and reduces inference latency to 110 milliseconds.</w:t>
       </w:r>
     </w:p>
     <w:p>
